--- a/Rubricas ev/Rubrica Alejandro Llano Vesga.docx
+++ b/Rubricas ev/Rubrica Alejandro Llano Vesga.docx
@@ -487,15 +487,7 @@
                 <w:szCs w:val="24"/>
                 <w:lang w:bidi="ar-SA"/>
               </w:rPr>
-              <w:t xml:space="preserve">Nombres y apellidos: </w:t>
-            </w:r>
-            <w:r>
-              <w:rPr>
-                <w:rFonts w:cs="Times New Roman"/>
-                <w:szCs w:val="24"/>
-                <w:lang w:bidi="ar-SA"/>
-              </w:rPr>
-              <w:t>David Fernando Castro Godoy</w:t>
+              <w:t>Nombres y apellidos: David Fernando Castro Godoy</w:t>
             </w:r>
           </w:p>
           <w:p>
@@ -764,13 +756,18 @@
               <w:ind w:hanging="0"/>
               <w:jc w:val="center"/>
               <w:rPr>
-                <w:lang w:bidi="ar-SA"/>
-              </w:rPr>
-            </w:pPr>
-            <w:r>
-              <w:rPr>
-                <w:rFonts w:cs="Times New Roman"/>
-                <w:szCs w:val="24"/>
+                <w:b/>
+                <w:bCs/>
+                <w:u w:val="single"/>
+              </w:rPr>
+            </w:pPr>
+            <w:r>
+              <w:rPr>
+                <w:rFonts w:cs="Times New Roman"/>
+                <w:b/>
+                <w:bCs/>
+                <w:szCs w:val="24"/>
+                <w:u w:val="single"/>
                 <w:lang w:bidi="ar-SA"/>
               </w:rPr>
               <w:t>Alto: 3</w:t>
@@ -1125,13 +1122,18 @@
               <w:ind w:hanging="0"/>
               <w:jc w:val="center"/>
               <w:rPr>
-                <w:lang w:bidi="ar-SA"/>
-              </w:rPr>
-            </w:pPr>
-            <w:r>
-              <w:rPr>
-                <w:rFonts w:cs="Times New Roman"/>
-                <w:szCs w:val="24"/>
+                <w:b/>
+                <w:bCs/>
+                <w:u w:val="single"/>
+              </w:rPr>
+            </w:pPr>
+            <w:r>
+              <w:rPr>
+                <w:rFonts w:cs="Times New Roman"/>
+                <w:b/>
+                <w:bCs/>
+                <w:szCs w:val="24"/>
+                <w:u w:val="single"/>
                 <w:lang w:bidi="ar-SA"/>
               </w:rPr>
               <w:t>Alto: 4</w:t>
@@ -1421,12 +1423,16 @@
               <w:jc w:val="center"/>
               <w:rPr>
                 <w:rFonts w:cs="Times New Roman"/>
-                <w:szCs w:val="24"/>
-              </w:rPr>
-            </w:pPr>
-            <w:r>
-              <w:rPr>
-                <w:rFonts w:cs="Times New Roman"/>
+                <w:b w:val="false"/>
+                <w:bCs w:val="false"/>
+                <w:szCs w:val="24"/>
+              </w:rPr>
+            </w:pPr>
+            <w:r>
+              <w:rPr>
+                <w:rFonts w:cs="Times New Roman"/>
+                <w:b w:val="false"/>
+                <w:bCs w:val="false"/>
                 <w:szCs w:val="24"/>
               </w:rPr>
             </w:r>
@@ -1440,13 +1446,18 @@
               <w:ind w:hanging="0"/>
               <w:jc w:val="center"/>
               <w:rPr>
-                <w:lang w:bidi="ar-SA"/>
-              </w:rPr>
-            </w:pPr>
-            <w:r>
-              <w:rPr>
-                <w:rFonts w:cs="Times New Roman"/>
-                <w:szCs w:val="24"/>
+                <w:b/>
+                <w:bCs/>
+                <w:u w:val="single"/>
+              </w:rPr>
+            </w:pPr>
+            <w:r>
+              <w:rPr>
+                <w:rFonts w:cs="Times New Roman"/>
+                <w:b/>
+                <w:bCs/>
+                <w:szCs w:val="24"/>
+                <w:u w:val="single"/>
                 <w:lang w:bidi="ar-SA"/>
               </w:rPr>
               <w:t>Alto: 3</w:t>
@@ -1583,12 +1594,16 @@
               <w:jc w:val="center"/>
               <w:rPr>
                 <w:rFonts w:cs="Times New Roman"/>
-                <w:szCs w:val="24"/>
-              </w:rPr>
-            </w:pPr>
-            <w:r>
-              <w:rPr>
-                <w:rFonts w:cs="Times New Roman"/>
+                <w:b w:val="false"/>
+                <w:bCs w:val="false"/>
+                <w:szCs w:val="24"/>
+              </w:rPr>
+            </w:pPr>
+            <w:r>
+              <w:rPr>
+                <w:rFonts w:cs="Times New Roman"/>
+                <w:b w:val="false"/>
+                <w:bCs w:val="false"/>
                 <w:szCs w:val="24"/>
               </w:rPr>
             </w:r>
@@ -1602,12 +1617,15 @@
               <w:ind w:hanging="0"/>
               <w:jc w:val="center"/>
               <w:rPr>
-                <w:lang w:bidi="ar-SA"/>
-              </w:rPr>
-            </w:pPr>
-            <w:r>
-              <w:rPr>
-                <w:rFonts w:cs="Times New Roman"/>
+                <w:b w:val="false"/>
+                <w:bCs w:val="false"/>
+              </w:rPr>
+            </w:pPr>
+            <w:r>
+              <w:rPr>
+                <w:rFonts w:cs="Times New Roman"/>
+                <w:b w:val="false"/>
+                <w:bCs w:val="false"/>
                 <w:szCs w:val="24"/>
                 <w:lang w:bidi="ar-SA"/>
               </w:rPr>
@@ -1671,15 +1689,7 @@
                 <w:szCs w:val="24"/>
                 <w:lang w:bidi="ar-SA"/>
               </w:rPr>
-              <w:t>TOTAL:</w:t>
-            </w:r>
-            <w:r>
-              <w:rPr>
-                <w:rFonts w:cs="Times New Roman"/>
-                <w:szCs w:val="24"/>
-                <w:lang w:bidi="ar-SA"/>
-              </w:rPr>
-              <w:t>10</w:t>
+              <w:t>TOTAL:10</w:t>
             </w:r>
           </w:p>
         </w:tc>
@@ -1876,15 +1886,7 @@
                 <w:szCs w:val="24"/>
                 <w:lang w:bidi="ar-SA"/>
               </w:rPr>
-              <w:t xml:space="preserve">Nombres y apellidos: </w:t>
-            </w:r>
-            <w:r>
-              <w:rPr>
-                <w:rFonts w:cs="Times New Roman"/>
-                <w:szCs w:val="24"/>
-                <w:lang w:bidi="ar-SA"/>
-              </w:rPr>
-              <w:t>Duvan Albeiro Bustos</w:t>
+              <w:t>Nombres y apellidos: Duvan Albeiro Bustos</w:t>
             </w:r>
           </w:p>
           <w:p>
@@ -2153,13 +2155,18 @@
               <w:ind w:hanging="0"/>
               <w:jc w:val="center"/>
               <w:rPr>
-                <w:lang w:bidi="ar-SA"/>
-              </w:rPr>
-            </w:pPr>
-            <w:r>
-              <w:rPr>
-                <w:rFonts w:cs="Times New Roman"/>
-                <w:szCs w:val="24"/>
+                <w:b/>
+                <w:bCs/>
+                <w:u w:val="single"/>
+              </w:rPr>
+            </w:pPr>
+            <w:r>
+              <w:rPr>
+                <w:rFonts w:cs="Times New Roman"/>
+                <w:b/>
+                <w:bCs/>
+                <w:szCs w:val="24"/>
+                <w:u w:val="single"/>
                 <w:lang w:bidi="ar-SA"/>
               </w:rPr>
               <w:t>Alto: 3</w:t>
@@ -2514,13 +2521,18 @@
               <w:ind w:hanging="0"/>
               <w:jc w:val="center"/>
               <w:rPr>
-                <w:lang w:bidi="ar-SA"/>
-              </w:rPr>
-            </w:pPr>
-            <w:r>
-              <w:rPr>
-                <w:rFonts w:cs="Times New Roman"/>
-                <w:szCs w:val="24"/>
+                <w:b/>
+                <w:bCs/>
+                <w:u w:val="single"/>
+              </w:rPr>
+            </w:pPr>
+            <w:r>
+              <w:rPr>
+                <w:rFonts w:cs="Times New Roman"/>
+                <w:b/>
+                <w:bCs/>
+                <w:szCs w:val="24"/>
+                <w:u w:val="single"/>
                 <w:lang w:bidi="ar-SA"/>
               </w:rPr>
               <w:t>Alto: 4</w:t>
@@ -2829,13 +2841,18 @@
               <w:ind w:hanging="0"/>
               <w:jc w:val="center"/>
               <w:rPr>
-                <w:lang w:bidi="ar-SA"/>
-              </w:rPr>
-            </w:pPr>
-            <w:r>
-              <w:rPr>
-                <w:rFonts w:cs="Times New Roman"/>
-                <w:szCs w:val="24"/>
+                <w:b/>
+                <w:bCs/>
+                <w:u w:val="single"/>
+              </w:rPr>
+            </w:pPr>
+            <w:r>
+              <w:rPr>
+                <w:rFonts w:cs="Times New Roman"/>
+                <w:b/>
+                <w:bCs/>
+                <w:szCs w:val="24"/>
+                <w:u w:val="single"/>
                 <w:lang w:bidi="ar-SA"/>
               </w:rPr>
               <w:t>Alto: 3</w:t>
@@ -3060,15 +3077,7 @@
                 <w:szCs w:val="24"/>
                 <w:lang w:bidi="ar-SA"/>
               </w:rPr>
-              <w:t>TOTAL:</w:t>
-            </w:r>
-            <w:r>
-              <w:rPr>
-                <w:rFonts w:cs="Times New Roman"/>
-                <w:szCs w:val="24"/>
-                <w:lang w:bidi="ar-SA"/>
-              </w:rPr>
-              <w:t>10</w:t>
+              <w:t>TOTAL:10</w:t>
             </w:r>
           </w:p>
         </w:tc>
@@ -3222,15 +3231,7 @@
                 <w:szCs w:val="24"/>
                 <w:lang w:bidi="ar-SA"/>
               </w:rPr>
-              <w:t xml:space="preserve">Nombres y apellidos: </w:t>
-            </w:r>
-            <w:r>
-              <w:rPr>
-                <w:rFonts w:cs="Times New Roman"/>
-                <w:szCs w:val="24"/>
-                <w:lang w:bidi="ar-SA"/>
-              </w:rPr>
-              <w:t>Alejandro Llano Vesga</w:t>
+              <w:t>Nombres y apellidos: Alejandro Llano Vesga</w:t>
             </w:r>
           </w:p>
           <w:p>
@@ -3490,13 +3491,18 @@
               <w:ind w:hanging="0"/>
               <w:jc w:val="center"/>
               <w:rPr>
-                <w:lang w:bidi="ar-SA"/>
-              </w:rPr>
-            </w:pPr>
-            <w:r>
-              <w:rPr>
-                <w:rFonts w:cs="Times New Roman"/>
-                <w:szCs w:val="24"/>
+                <w:b/>
+                <w:bCs/>
+                <w:u w:val="single"/>
+              </w:rPr>
+            </w:pPr>
+            <w:r>
+              <w:rPr>
+                <w:rFonts w:cs="Times New Roman"/>
+                <w:b/>
+                <w:bCs/>
+                <w:szCs w:val="24"/>
+                <w:u w:val="single"/>
                 <w:lang w:bidi="ar-SA"/>
               </w:rPr>
               <w:t>Alto: 3</w:t>
@@ -3938,10 +3944,21 @@
             <w:r>
               <w:rPr>
                 <w:rFonts w:cs="Times New Roman"/>
-                <w:szCs w:val="24"/>
-                <w:lang w:bidi="ar-SA"/>
-              </w:rPr>
-              <w:t>Medio: 3-2</w:t>
+                <w:b/>
+                <w:bCs/>
+                <w:szCs w:val="24"/>
+                <w:u w:val="single"/>
+                <w:lang w:bidi="ar-SA"/>
+              </w:rPr>
+              <w:t>Medio: 3</w:t>
+            </w:r>
+            <w:r>
+              <w:rPr>
+                <w:rFonts w:cs="Times New Roman"/>
+                <w:szCs w:val="24"/>
+                <w:lang w:bidi="ar-SA"/>
+              </w:rPr>
+              <w:t>-2</w:t>
             </w:r>
           </w:p>
         </w:tc>
@@ -4166,13 +4183,18 @@
               <w:ind w:hanging="0"/>
               <w:jc w:val="center"/>
               <w:rPr>
-                <w:lang w:bidi="ar-SA"/>
-              </w:rPr>
-            </w:pPr>
-            <w:r>
-              <w:rPr>
-                <w:rFonts w:cs="Times New Roman"/>
-                <w:szCs w:val="24"/>
+                <w:b/>
+                <w:bCs/>
+                <w:u w:val="single"/>
+              </w:rPr>
+            </w:pPr>
+            <w:r>
+              <w:rPr>
+                <w:rFonts w:cs="Times New Roman"/>
+                <w:b/>
+                <w:bCs/>
+                <w:szCs w:val="24"/>
+                <w:u w:val="single"/>
                 <w:lang w:bidi="ar-SA"/>
               </w:rPr>
               <w:t>Alto: 3</w:t>
@@ -4397,15 +4419,7 @@
                 <w:szCs w:val="24"/>
                 <w:lang w:bidi="ar-SA"/>
               </w:rPr>
-              <w:t xml:space="preserve">TOTAL: </w:t>
-            </w:r>
-            <w:r>
-              <w:rPr>
-                <w:rFonts w:cs="Times New Roman"/>
-                <w:szCs w:val="24"/>
-                <w:lang w:bidi="ar-SA"/>
-              </w:rPr>
-              <w:t>9</w:t>
+              <w:t>TOTAL: 9</w:t>
             </w:r>
           </w:p>
         </w:tc>

--- a/Rubricas ev/Rubrica Alejandro Llano Vesga.docx
+++ b/Rubricas ev/Rubrica Alejandro Llano Vesga.docx
@@ -770,7 +770,7 @@
                 <w:u w:val="single"/>
                 <w:lang w:bidi="ar-SA"/>
               </w:rPr>
-              <w:t>Alto: 3</w:t>
+              <w:t>X</w:t>
             </w:r>
           </w:p>
         </w:tc>
@@ -1136,7 +1136,7 @@
                 <w:u w:val="single"/>
                 <w:lang w:bidi="ar-SA"/>
               </w:rPr>
-              <w:t>Alto: 4</w:t>
+              <w:t>X</w:t>
             </w:r>
           </w:p>
         </w:tc>
@@ -1460,7 +1460,7 @@
                 <w:u w:val="single"/>
                 <w:lang w:bidi="ar-SA"/>
               </w:rPr>
-              <w:t>Alto: 3</w:t>
+              <w:t>X</w:t>
             </w:r>
           </w:p>
         </w:tc>
@@ -1547,7 +1547,9 @@
         </w:tc>
       </w:tr>
       <w:tr>
-        <w:trPr/>
+        <w:trPr>
+          <w:trHeight w:val="1290" w:hRule="atLeast"/>
+        </w:trPr>
         <w:tc>
           <w:tcPr>
             <w:tcW w:w="5912" w:type="dxa"/>
@@ -1680,12 +1682,15 @@
               <w:ind w:hanging="0"/>
               <w:jc w:val="left"/>
               <w:rPr>
-                <w:lang w:bidi="ar-SA"/>
-              </w:rPr>
-            </w:pPr>
-            <w:r>
-              <w:rPr>
-                <w:rFonts w:cs="Times New Roman"/>
+                <w:b/>
+                <w:bCs/>
+              </w:rPr>
+            </w:pPr>
+            <w:r>
+              <w:rPr>
+                <w:rFonts w:cs="Times New Roman"/>
+                <w:b/>
+                <w:bCs/>
                 <w:szCs w:val="24"/>
                 <w:lang w:bidi="ar-SA"/>
               </w:rPr>
@@ -1721,7 +1726,16 @@
                 <w:szCs w:val="24"/>
                 <w:lang w:val="es-ES_tradnl" w:eastAsia="es-ES_tradnl" w:bidi="ar-SA"/>
               </w:rPr>
-              <w:t>Observaciones:</w:t>
+              <w:t xml:space="preserve">Observaciones: </w:t>
+            </w:r>
+            <w:r>
+              <w:rPr>
+                <w:rFonts w:eastAsia="Times New Roman" w:cs="Times New Roman"/>
+                <w:kern w:val="0"/>
+                <w:szCs w:val="24"/>
+                <w:lang w:val="es-ES_tradnl" w:eastAsia="es-ES_tradnl" w:bidi="ar-SA"/>
+              </w:rPr>
+              <w:t>Trabajo de manera activa y participativa en la construccion del proyecto</w:t>
             </w:r>
           </w:p>
           <w:p>
@@ -2155,6 +2169,91 @@
               <w:ind w:hanging="0"/>
               <w:jc w:val="center"/>
               <w:rPr>
+                <w:b w:val="false"/>
+                <w:bCs w:val="false"/>
+              </w:rPr>
+            </w:pPr>
+            <w:r>
+              <w:rPr>
+                <w:rFonts w:cs="Times New Roman"/>
+                <w:b w:val="false"/>
+                <w:bCs w:val="false"/>
+                <w:szCs w:val="24"/>
+                <w:u w:val="single"/>
+                <w:lang w:bidi="ar-SA"/>
+              </w:rPr>
+              <w:t>Alto: 3</w:t>
+            </w:r>
+          </w:p>
+        </w:tc>
+      </w:tr>
+      <w:tr>
+        <w:trPr/>
+        <w:tc>
+          <w:tcPr>
+            <w:tcW w:w="5912" w:type="dxa"/>
+            <w:vMerge w:val="continue"/>
+            <w:tcBorders/>
+          </w:tcPr>
+          <w:p>
+            <w:pPr>
+              <w:pStyle w:val="Normal"/>
+              <w:widowControl w:val="false"/>
+              <w:suppressAutoHyphens w:val="false"/>
+              <w:spacing w:lineRule="auto" w:line="240" w:before="0" w:after="240"/>
+              <w:ind w:hanging="0"/>
+              <w:jc w:val="left"/>
+              <w:rPr>
+                <w:rFonts w:eastAsia="Times New Roman" w:cs="Times New Roman"/>
+                <w:kern w:val="0"/>
+                <w:szCs w:val="24"/>
+                <w:lang w:val="es-ES_tradnl" w:eastAsia="es-ES_tradnl"/>
+              </w:rPr>
+            </w:pPr>
+            <w:r>
+              <w:rPr>
+                <w:rFonts w:eastAsia="Times New Roman" w:cs="Times New Roman"/>
+                <w:kern w:val="0"/>
+                <w:szCs w:val="24"/>
+                <w:lang w:val="es-ES_tradnl" w:eastAsia="es-ES_tradnl"/>
+              </w:rPr>
+            </w:r>
+          </w:p>
+        </w:tc>
+        <w:tc>
+          <w:tcPr>
+            <w:tcW w:w="2634" w:type="dxa"/>
+            <w:tcBorders/>
+          </w:tcPr>
+          <w:p>
+            <w:pPr>
+              <w:pStyle w:val="Normal"/>
+              <w:widowControl w:val="false"/>
+              <w:suppressAutoHyphens w:val="false"/>
+              <w:spacing w:lineRule="auto" w:line="240" w:before="0" w:after="240"/>
+              <w:ind w:hanging="0"/>
+              <w:jc w:val="center"/>
+              <w:rPr>
+                <w:rFonts w:cs="Times New Roman"/>
+                <w:szCs w:val="24"/>
+              </w:rPr>
+            </w:pPr>
+            <w:r>
+              <w:rPr>
+                <w:rFonts w:cs="Times New Roman"/>
+                <w:szCs w:val="24"/>
+              </w:rPr>
+            </w:r>
+          </w:p>
+          <w:p>
+            <w:pPr>
+              <w:pStyle w:val="Normal"/>
+              <w:widowControl w:val="false"/>
+              <w:suppressAutoHyphens w:val="false"/>
+              <w:spacing w:lineRule="auto" w:line="240" w:before="0" w:after="240"/>
+              <w:ind w:hanging="0"/>
+              <w:jc w:val="center"/>
+              <w:rPr>
                 <w:b/>
                 <w:bCs/>
                 <w:u w:val="single"/>
@@ -2162,95 +2261,11 @@
             </w:pPr>
             <w:r>
               <w:rPr>
-                <w:rFonts w:cs="Times New Roman"/>
                 <w:b/>
                 <w:bCs/>
-                <w:szCs w:val="24"/>
                 <w:u w:val="single"/>
-                <w:lang w:bidi="ar-SA"/>
-              </w:rPr>
-              <w:t>Alto: 3</w:t>
-            </w:r>
-          </w:p>
-        </w:tc>
-      </w:tr>
-      <w:tr>
-        <w:trPr/>
-        <w:tc>
-          <w:tcPr>
-            <w:tcW w:w="5912" w:type="dxa"/>
-            <w:vMerge w:val="continue"/>
-            <w:tcBorders/>
-          </w:tcPr>
-          <w:p>
-            <w:pPr>
-              <w:pStyle w:val="Normal"/>
-              <w:widowControl w:val="false"/>
-              <w:suppressAutoHyphens w:val="false"/>
-              <w:spacing w:lineRule="auto" w:line="240" w:before="0" w:after="240"/>
-              <w:ind w:hanging="0"/>
-              <w:jc w:val="left"/>
-              <w:rPr>
-                <w:rFonts w:eastAsia="Times New Roman" w:cs="Times New Roman"/>
-                <w:kern w:val="0"/>
-                <w:szCs w:val="24"/>
-                <w:lang w:val="es-ES_tradnl" w:eastAsia="es-ES_tradnl"/>
-              </w:rPr>
-            </w:pPr>
-            <w:r>
-              <w:rPr>
-                <w:rFonts w:eastAsia="Times New Roman" w:cs="Times New Roman"/>
-                <w:kern w:val="0"/>
-                <w:szCs w:val="24"/>
-                <w:lang w:val="es-ES_tradnl" w:eastAsia="es-ES_tradnl"/>
-              </w:rPr>
-            </w:r>
-          </w:p>
-        </w:tc>
-        <w:tc>
-          <w:tcPr>
-            <w:tcW w:w="2634" w:type="dxa"/>
-            <w:tcBorders/>
-          </w:tcPr>
-          <w:p>
-            <w:pPr>
-              <w:pStyle w:val="Normal"/>
-              <w:widowControl w:val="false"/>
-              <w:suppressAutoHyphens w:val="false"/>
-              <w:spacing w:lineRule="auto" w:line="240" w:before="0" w:after="240"/>
-              <w:ind w:hanging="0"/>
-              <w:jc w:val="center"/>
-              <w:rPr>
-                <w:rFonts w:cs="Times New Roman"/>
-                <w:szCs w:val="24"/>
-              </w:rPr>
-            </w:pPr>
-            <w:r>
-              <w:rPr>
-                <w:rFonts w:cs="Times New Roman"/>
-                <w:szCs w:val="24"/>
-              </w:rPr>
-            </w:r>
-          </w:p>
-          <w:p>
-            <w:pPr>
-              <w:pStyle w:val="Normal"/>
-              <w:widowControl w:val="false"/>
-              <w:suppressAutoHyphens w:val="false"/>
-              <w:spacing w:lineRule="auto" w:line="240" w:before="0" w:after="240"/>
-              <w:ind w:hanging="0"/>
-              <w:jc w:val="center"/>
-              <w:rPr>
-                <w:lang w:bidi="ar-SA"/>
-              </w:rPr>
-            </w:pPr>
-            <w:r>
-              <w:rPr>
-                <w:rFonts w:cs="Times New Roman"/>
-                <w:szCs w:val="24"/>
-                <w:lang w:bidi="ar-SA"/>
-              </w:rPr>
-              <w:t>Medio: 2</w:t>
+              </w:rPr>
+              <w:t>X</w:t>
             </w:r>
           </w:p>
         </w:tc>
@@ -2535,7 +2550,7 @@
                 <w:u w:val="single"/>
                 <w:lang w:bidi="ar-SA"/>
               </w:rPr>
-              <w:t>Alto: 4</w:t>
+              <w:t>X</w:t>
             </w:r>
           </w:p>
         </w:tc>
@@ -2855,7 +2870,7 @@
                 <w:u w:val="single"/>
                 <w:lang w:bidi="ar-SA"/>
               </w:rPr>
-              <w:t>Alto: 3</w:t>
+              <w:t>X</w:t>
             </w:r>
           </w:p>
         </w:tc>
@@ -3068,16 +3083,29 @@
               <w:ind w:hanging="0"/>
               <w:jc w:val="left"/>
               <w:rPr>
-                <w:lang w:bidi="ar-SA"/>
-              </w:rPr>
-            </w:pPr>
-            <w:r>
-              <w:rPr>
-                <w:rFonts w:cs="Times New Roman"/>
-                <w:szCs w:val="24"/>
-                <w:lang w:bidi="ar-SA"/>
-              </w:rPr>
-              <w:t>TOTAL:10</w:t>
+                <w:b/>
+                <w:bCs/>
+              </w:rPr>
+            </w:pPr>
+            <w:r>
+              <w:rPr>
+                <w:rFonts w:cs="Times New Roman"/>
+                <w:b/>
+                <w:bCs/>
+                <w:szCs w:val="24"/>
+                <w:lang w:bidi="ar-SA"/>
+              </w:rPr>
+              <w:t>TOTAL:</w:t>
+            </w:r>
+            <w:r>
+              <w:rPr>
+                <w:rFonts w:cs="Times New Roman"/>
+                <w:b/>
+                <w:bCs/>
+                <w:szCs w:val="24"/>
+                <w:lang w:bidi="ar-SA"/>
+              </w:rPr>
+              <w:t>9</w:t>
             </w:r>
           </w:p>
         </w:tc>
@@ -3109,7 +3137,16 @@
                 <w:szCs w:val="24"/>
                 <w:lang w:val="es-ES_tradnl" w:eastAsia="es-ES_tradnl" w:bidi="ar-SA"/>
               </w:rPr>
-              <w:t>Observaciones:</w:t>
+              <w:t xml:space="preserve">Observaciones: </w:t>
+            </w:r>
+            <w:r>
+              <w:rPr>
+                <w:rFonts w:eastAsia="Times New Roman" w:cs="Times New Roman"/>
+                <w:kern w:val="0"/>
+                <w:szCs w:val="24"/>
+                <w:lang w:val="es-ES_tradnl" w:eastAsia="es-ES_tradnl" w:bidi="ar-SA"/>
+              </w:rPr>
+              <w:t>Participo activamente en las entregas, hizo falta mayor participacion en las clases y laboratorios.</w:t>
             </w:r>
           </w:p>
         </w:tc>
@@ -3505,7 +3542,7 @@
                 <w:u w:val="single"/>
                 <w:lang w:bidi="ar-SA"/>
               </w:rPr>
-              <w:t>Alto: 3</w:t>
+              <w:t>X</w:t>
             </w:r>
           </w:p>
         </w:tc>
@@ -3938,27 +3975,21 @@
               <w:ind w:hanging="0"/>
               <w:jc w:val="center"/>
               <w:rPr>
-                <w:lang w:bidi="ar-SA"/>
-              </w:rPr>
-            </w:pPr>
-            <w:r>
-              <w:rPr>
-                <w:rFonts w:cs="Times New Roman"/>
                 <w:b/>
                 <w:bCs/>
-                <w:szCs w:val="24"/>
                 <w:u w:val="single"/>
-                <w:lang w:bidi="ar-SA"/>
-              </w:rPr>
-              <w:t>Medio: 3</w:t>
-            </w:r>
-            <w:r>
-              <w:rPr>
-                <w:rFonts w:cs="Times New Roman"/>
-                <w:szCs w:val="24"/>
-                <w:lang w:bidi="ar-SA"/>
-              </w:rPr>
-              <w:t>-2</w:t>
+              </w:rPr>
+            </w:pPr>
+            <w:r>
+              <w:rPr>
+                <w:rFonts w:cs="Times New Roman"/>
+                <w:b/>
+                <w:bCs/>
+                <w:szCs w:val="24"/>
+                <w:u w:val="single"/>
+                <w:lang w:bidi="ar-SA"/>
+              </w:rPr>
+              <w:t>X</w:t>
             </w:r>
           </w:p>
         </w:tc>
@@ -4197,7 +4228,7 @@
                 <w:u w:val="single"/>
                 <w:lang w:bidi="ar-SA"/>
               </w:rPr>
-              <w:t>Alto: 3</w:t>
+              <w:t>X</w:t>
             </w:r>
           </w:p>
         </w:tc>
@@ -4451,7 +4482,16 @@
                 <w:szCs w:val="24"/>
                 <w:lang w:val="es-ES_tradnl" w:eastAsia="es-ES_tradnl" w:bidi="ar-SA"/>
               </w:rPr>
-              <w:t>Observaciones:</w:t>
+              <w:t xml:space="preserve">Observaciones: </w:t>
+            </w:r>
+            <w:r>
+              <w:rPr>
+                <w:rFonts w:eastAsia="Times New Roman" w:cs="Times New Roman"/>
+                <w:kern w:val="0"/>
+                <w:szCs w:val="24"/>
+                <w:lang w:val="es-ES_tradnl" w:eastAsia="es-ES_tradnl" w:bidi="ar-SA"/>
+              </w:rPr>
+              <w:t>No apoye tanto a la construccion del prototipo final debido a que no entendi ciertos pasos en la construccion de instrucciones de los diagramas finales</w:t>
             </w:r>
           </w:p>
         </w:tc>
